--- a/README.docx
+++ b/README.docx
@@ -268,8 +268,16 @@
           <w:numId w:val="2"/>
         </w:numPr>
       </w:pPr>
-      <w:r>
-        <w:t>Node generate-seats.js</w:t>
+      <w:proofErr w:type="spellStart"/>
+      <w:r>
+        <w:t>n</w:t>
+      </w:r>
+      <w:r>
+        <w:t>ode</w:t>
+      </w:r>
+      <w:proofErr w:type="spellEnd"/>
+      <w:r>
+        <w:t xml:space="preserve"> generate-seats.js</w:t>
       </w:r>
     </w:p>
     <w:p>
@@ -293,13 +301,36 @@
         </w:numPr>
       </w:pPr>
       <w:r>
-        <w:t xml:space="preserve">Nur nötig, wenn zuvor </w:t>
-      </w:r>
-      <w:r>
-        <w:t>generate-flights.js</w:t>
-      </w:r>
-      <w:r>
-        <w:t xml:space="preserve"> ausgeführt wurde</w:t>
+        <w:t>Nur nötig, wenn zuvor generate-flights.js ausgeführt wurde</w:t>
+      </w:r>
+    </w:p>
+    <w:p>
+      <w:pPr>
+        <w:pStyle w:val="Listenabsatz"/>
+        <w:numPr>
+          <w:ilvl w:val="0"/>
+          <w:numId w:val="2"/>
+        </w:numPr>
+      </w:pPr>
+      <w:proofErr w:type="spellStart"/>
+      <w:r>
+        <w:t>node</w:t>
+      </w:r>
+      <w:proofErr w:type="spellEnd"/>
+      <w:r>
+        <w:t xml:space="preserve"> server.js</w:t>
+      </w:r>
+    </w:p>
+    <w:p>
+      <w:pPr>
+        <w:pStyle w:val="Listenabsatz"/>
+        <w:numPr>
+          <w:ilvl w:val="1"/>
+          <w:numId w:val="2"/>
+        </w:numPr>
+      </w:pPr>
+      <w:r>
+        <w:t>Starten des Servers</w:t>
       </w:r>
     </w:p>
     <w:p>

--- a/README.docx
+++ b/README.docx
@@ -356,6 +356,241 @@
         <w:t xml:space="preserve"> wechseln</w:t>
       </w:r>
     </w:p>
+    <w:p/>
+    <w:p/>
+    <w:p/>
+    <w:p/>
+    <w:p/>
+    <w:p/>
+    <w:p/>
+    <w:p/>
+    <w:p/>
+    <w:p/>
+    <w:p/>
+    <w:p/>
+    <w:p>
+      <w:r>
+        <w:lastRenderedPageBreak/>
+        <w:t>Ausgewählte Flugzeugmodelle:</w:t>
+      </w:r>
+    </w:p>
+    <w:p>
+      <w:pPr>
+        <w:pStyle w:val="Listenabsatz"/>
+        <w:numPr>
+          <w:ilvl w:val="0"/>
+          <w:numId w:val="4"/>
+        </w:numPr>
+      </w:pPr>
+      <w:r>
+        <w:t>Airbus A320</w:t>
+      </w:r>
+    </w:p>
+    <w:p>
+      <w:pPr>
+        <w:pStyle w:val="Listenabsatz"/>
+        <w:numPr>
+          <w:ilvl w:val="0"/>
+          <w:numId w:val="5"/>
+        </w:numPr>
+      </w:pPr>
+      <w:r>
+        <w:t>Kürzel: A320</w:t>
+      </w:r>
+    </w:p>
+    <w:p>
+      <w:pPr>
+        <w:pStyle w:val="Listenabsatz"/>
+        <w:numPr>
+          <w:ilvl w:val="0"/>
+          <w:numId w:val="5"/>
+        </w:numPr>
+      </w:pPr>
+      <w:r>
+        <w:t>30 Reihen * 6 Sitze pro Reihe (3 Sitze links vom Gang – 3 Sitze rechts vom Gang)</w:t>
+      </w:r>
+    </w:p>
+    <w:p>
+      <w:pPr>
+        <w:pStyle w:val="Listenabsatz"/>
+        <w:numPr>
+          <w:ilvl w:val="0"/>
+          <w:numId w:val="4"/>
+        </w:numPr>
+      </w:pPr>
+      <w:r>
+        <w:t>Boeing 737</w:t>
+      </w:r>
+    </w:p>
+    <w:p>
+      <w:pPr>
+        <w:pStyle w:val="Listenabsatz"/>
+        <w:numPr>
+          <w:ilvl w:val="1"/>
+          <w:numId w:val="4"/>
+        </w:numPr>
+      </w:pPr>
+      <w:r>
+        <w:t>Kürzel: B737</w:t>
+      </w:r>
+    </w:p>
+    <w:p>
+      <w:pPr>
+        <w:pStyle w:val="Listenabsatz"/>
+        <w:numPr>
+          <w:ilvl w:val="1"/>
+          <w:numId w:val="4"/>
+        </w:numPr>
+      </w:pPr>
+      <w:r>
+        <w:t>27 Reihen * 6 Sitze (3-3)</w:t>
+      </w:r>
+    </w:p>
+    <w:p>
+      <w:pPr>
+        <w:pStyle w:val="Listenabsatz"/>
+        <w:numPr>
+          <w:ilvl w:val="0"/>
+          <w:numId w:val="4"/>
+        </w:numPr>
+      </w:pPr>
+      <w:r>
+        <w:t>Airbus A319</w:t>
+      </w:r>
+    </w:p>
+    <w:p>
+      <w:pPr>
+        <w:pStyle w:val="Listenabsatz"/>
+        <w:numPr>
+          <w:ilvl w:val="1"/>
+          <w:numId w:val="4"/>
+        </w:numPr>
+      </w:pPr>
+      <w:r>
+        <w:t>Kürzel: A319</w:t>
+      </w:r>
+    </w:p>
+    <w:p>
+      <w:pPr>
+        <w:pStyle w:val="Listenabsatz"/>
+        <w:numPr>
+          <w:ilvl w:val="1"/>
+          <w:numId w:val="4"/>
+        </w:numPr>
+      </w:pPr>
+      <w:r>
+        <w:t>24 Reihen * 6 Sitze (3-3)</w:t>
+      </w:r>
+    </w:p>
+    <w:p>
+      <w:pPr>
+        <w:pStyle w:val="Listenabsatz"/>
+        <w:numPr>
+          <w:ilvl w:val="0"/>
+          <w:numId w:val="4"/>
+        </w:numPr>
+      </w:pPr>
+      <w:r>
+        <w:t>Airbus A380</w:t>
+      </w:r>
+    </w:p>
+    <w:p>
+      <w:pPr>
+        <w:pStyle w:val="Listenabsatz"/>
+        <w:numPr>
+          <w:ilvl w:val="1"/>
+          <w:numId w:val="4"/>
+        </w:numPr>
+      </w:pPr>
+      <w:r>
+        <w:t>Kürzel: A380 (Doppeldecker)</w:t>
+      </w:r>
+    </w:p>
+    <w:p>
+      <w:pPr>
+        <w:pStyle w:val="Listenabsatz"/>
+        <w:numPr>
+          <w:ilvl w:val="1"/>
+          <w:numId w:val="4"/>
+        </w:numPr>
+      </w:pPr>
+      <w:r>
+        <w:t>20 Reihen * 10 Sitze * 2 Ebenen (3-4-3)</w:t>
+      </w:r>
+    </w:p>
+    <w:p>
+      <w:pPr>
+        <w:pStyle w:val="Listenabsatz"/>
+        <w:numPr>
+          <w:ilvl w:val="0"/>
+          <w:numId w:val="4"/>
+        </w:numPr>
+      </w:pPr>
+      <w:r>
+        <w:t>Airbus A321neo</w:t>
+      </w:r>
+    </w:p>
+    <w:p>
+      <w:pPr>
+        <w:pStyle w:val="Listenabsatz"/>
+        <w:numPr>
+          <w:ilvl w:val="1"/>
+          <w:numId w:val="4"/>
+        </w:numPr>
+      </w:pPr>
+      <w:r>
+        <w:t>Kürzel:  A321neo</w:t>
+      </w:r>
+    </w:p>
+    <w:p>
+      <w:pPr>
+        <w:pStyle w:val="Listenabsatz"/>
+        <w:numPr>
+          <w:ilvl w:val="1"/>
+          <w:numId w:val="4"/>
+        </w:numPr>
+      </w:pPr>
+      <w:r>
+        <w:t>34 Reihen * 6 Sitze (3-3)</w:t>
+      </w:r>
+    </w:p>
+    <w:p>
+      <w:pPr>
+        <w:pStyle w:val="Listenabsatz"/>
+        <w:numPr>
+          <w:ilvl w:val="0"/>
+          <w:numId w:val="4"/>
+        </w:numPr>
+      </w:pPr>
+      <w:r>
+        <w:t>Boeing 777</w:t>
+      </w:r>
+    </w:p>
+    <w:p>
+      <w:pPr>
+        <w:pStyle w:val="Listenabsatz"/>
+        <w:numPr>
+          <w:ilvl w:val="1"/>
+          <w:numId w:val="4"/>
+        </w:numPr>
+      </w:pPr>
+      <w:r>
+        <w:t>Kürzel: B777</w:t>
+      </w:r>
+    </w:p>
+    <w:p>
+      <w:pPr>
+        <w:pStyle w:val="Listenabsatz"/>
+        <w:numPr>
+          <w:ilvl w:val="1"/>
+          <w:numId w:val="4"/>
+        </w:numPr>
+      </w:pPr>
+      <w:r>
+        <w:t>39 Reihen * 9 Sitze (3-3-3)</w:t>
+      </w:r>
+    </w:p>
+    <w:p/>
     <w:sectPr>
       <w:pgSz w:w="11906" w:h="16838"/>
       <w:pgMar w:top="1417" w:right="1417" w:bottom="1134" w:left="1417" w:header="708" w:footer="708" w:gutter="0"/>
@@ -369,6 +604,211 @@
 <file path=word/numbering.xml><?xml version="1.0" encoding="utf-8"?>
 <w:numbering xmlns:wpc="http://schemas.microsoft.com/office/word/2010/wordprocessingCanvas" xmlns:cx="http://schemas.microsoft.com/office/drawing/2014/chartex" xmlns:cx1="http://schemas.microsoft.com/office/drawing/2015/9/8/chartex" xmlns:cx2="http://schemas.microsoft.com/office/drawing/2015/10/21/chartex" xmlns:cx3="http://schemas.microsoft.com/office/drawing/2016/5/9/chartex" xmlns:cx4="http://schemas.microsoft.com/office/drawing/2016/5/10/chartex" xmlns:cx5="http://schemas.microsoft.com/office/drawing/2016/5/11/chartex" xmlns:cx6="http://schemas.microsoft.com/office/drawing/2016/5/12/chartex" xmlns:cx7="http://schemas.microsoft.com/office/drawing/2016/5/13/chartex" xmlns:cx8="http://schemas.microsoft.com/office/drawing/2016/5/14/chartex" xmlns:mc="http://schemas.openxmlformats.org/markup-compatibility/2006" xmlns:aink="http://schemas.microsoft.com/office/drawing/2016/ink" xmlns:am3d="http://schemas.microsoft.com/office/drawing/2017/model3d" xmlns:o="urn:schemas-microsoft-com:office:office" xmlns:oel="http://schemas.microsoft.com/office/2019/extlst" xmlns:r="http://schemas.openxmlformats.org/officeDocument/2006/relationships" xmlns:m="http://schemas.openxmlformats.org/officeDocument/2006/math" xmlns:v="urn:schemas-microsoft-com:vml" xmlns:wp14="http://schemas.microsoft.com/office/word/2010/wordprocessingDrawing" xmlns:wp="http://schemas.openxmlformats.org/drawingml/2006/wordprocessingDrawing" xmlns:w10="urn:schemas-microsoft-com:office:word" xmlns:w="http://schemas.openxmlformats.org/wordprocessingml/2006/main" xmlns:w14="http://schemas.microsoft.com/office/word/2010/wordml" xmlns:w15="http://schemas.microsoft.com/office/word/2012/wordml" xmlns:w16cex="http://schemas.microsoft.com/office/word/2018/wordml/cex" xmlns:w16cid="http://schemas.microsoft.com/office/word/2016/wordml/cid" xmlns:w16="http://schemas.microsoft.com/office/word/2018/wordml" xmlns:w16du="http://schemas.microsoft.com/office/word/2023/wordml/word16du" xmlns:w16sdtdh="http://schemas.microsoft.com/office/word/2020/wordml/sdtdatahash" xmlns:w16sdtfl="http://schemas.microsoft.com/office/word/2024/wordml/sdtformatlock" xmlns:w16se="http://schemas.microsoft.com/office/word/2015/wordml/symex" xmlns:wpg="http://schemas.microsoft.com/office/word/2010/wordprocessingGroup" xmlns:wpi="http://schemas.microsoft.com/office/word/2010/wordprocessingInk" xmlns:wne="http://schemas.microsoft.com/office/word/2006/wordml" xmlns:wps="http://schemas.microsoft.com/office/word/2010/wordprocessingShape" mc:Ignorable="w14 w15 w16se w16cid w16 w16cex w16sdtdh w16sdtfl w16du wp14">
   <w:abstractNum w:abstractNumId="0" w15:restartNumberingAfterBreak="0">
+    <w:nsid w:val="080305DB"/>
+    <w:multiLevelType w:val="hybridMultilevel"/>
+    <w:tmpl w:val="81BEE910"/>
+    <w:lvl w:ilvl="0" w:tplc="0407000F">
+      <w:start w:val="1"/>
+      <w:numFmt w:val="decimal"/>
+      <w:lvlText w:val="%1."/>
+      <w:lvlJc w:val="left"/>
+      <w:pPr>
+        <w:ind w:left="720" w:hanging="360"/>
+      </w:pPr>
+      <w:rPr>
+        <w:rFonts w:hint="default"/>
+      </w:rPr>
+    </w:lvl>
+    <w:lvl w:ilvl="1" w:tplc="04070001">
+      <w:start w:val="1"/>
+      <w:numFmt w:val="bullet"/>
+      <w:lvlText w:val=""/>
+      <w:lvlJc w:val="left"/>
+      <w:pPr>
+        <w:ind w:left="1440" w:hanging="360"/>
+      </w:pPr>
+      <w:rPr>
+        <w:rFonts w:ascii="Symbol" w:hAnsi="Symbol" w:hint="default"/>
+      </w:rPr>
+    </w:lvl>
+    <w:lvl w:ilvl="2" w:tplc="0407001B" w:tentative="1">
+      <w:start w:val="1"/>
+      <w:numFmt w:val="lowerRoman"/>
+      <w:lvlText w:val="%3."/>
+      <w:lvlJc w:val="right"/>
+      <w:pPr>
+        <w:ind w:left="2160" w:hanging="180"/>
+      </w:pPr>
+    </w:lvl>
+    <w:lvl w:ilvl="3" w:tplc="0407000F" w:tentative="1">
+      <w:start w:val="1"/>
+      <w:numFmt w:val="decimal"/>
+      <w:lvlText w:val="%4."/>
+      <w:lvlJc w:val="left"/>
+      <w:pPr>
+        <w:ind w:left="2880" w:hanging="360"/>
+      </w:pPr>
+    </w:lvl>
+    <w:lvl w:ilvl="4" w:tplc="04070019" w:tentative="1">
+      <w:start w:val="1"/>
+      <w:numFmt w:val="lowerLetter"/>
+      <w:lvlText w:val="%5."/>
+      <w:lvlJc w:val="left"/>
+      <w:pPr>
+        <w:ind w:left="3600" w:hanging="360"/>
+      </w:pPr>
+    </w:lvl>
+    <w:lvl w:ilvl="5" w:tplc="0407001B" w:tentative="1">
+      <w:start w:val="1"/>
+      <w:numFmt w:val="lowerRoman"/>
+      <w:lvlText w:val="%6."/>
+      <w:lvlJc w:val="right"/>
+      <w:pPr>
+        <w:ind w:left="4320" w:hanging="180"/>
+      </w:pPr>
+    </w:lvl>
+    <w:lvl w:ilvl="6" w:tplc="0407000F" w:tentative="1">
+      <w:start w:val="1"/>
+      <w:numFmt w:val="decimal"/>
+      <w:lvlText w:val="%7."/>
+      <w:lvlJc w:val="left"/>
+      <w:pPr>
+        <w:ind w:left="5040" w:hanging="360"/>
+      </w:pPr>
+    </w:lvl>
+    <w:lvl w:ilvl="7" w:tplc="04070019" w:tentative="1">
+      <w:start w:val="1"/>
+      <w:numFmt w:val="lowerLetter"/>
+      <w:lvlText w:val="%8."/>
+      <w:lvlJc w:val="left"/>
+      <w:pPr>
+        <w:ind w:left="5760" w:hanging="360"/>
+      </w:pPr>
+    </w:lvl>
+    <w:lvl w:ilvl="8" w:tplc="0407001B" w:tentative="1">
+      <w:start w:val="1"/>
+      <w:numFmt w:val="lowerRoman"/>
+      <w:lvlText w:val="%9."/>
+      <w:lvlJc w:val="right"/>
+      <w:pPr>
+        <w:ind w:left="6480" w:hanging="180"/>
+      </w:pPr>
+    </w:lvl>
+  </w:abstractNum>
+  <w:abstractNum w:abstractNumId="1" w15:restartNumberingAfterBreak="0">
+    <w:nsid w:val="1D7A7B5B"/>
+    <w:multiLevelType w:val="hybridMultilevel"/>
+    <w:tmpl w:val="5654331E"/>
+    <w:lvl w:ilvl="0" w:tplc="04070001">
+      <w:start w:val="1"/>
+      <w:numFmt w:val="bullet"/>
+      <w:lvlText w:val=""/>
+      <w:lvlJc w:val="left"/>
+      <w:pPr>
+        <w:ind w:left="1440" w:hanging="360"/>
+      </w:pPr>
+      <w:rPr>
+        <w:rFonts w:ascii="Symbol" w:hAnsi="Symbol" w:hint="default"/>
+      </w:rPr>
+    </w:lvl>
+    <w:lvl w:ilvl="1" w:tplc="04070003" w:tentative="1">
+      <w:start w:val="1"/>
+      <w:numFmt w:val="bullet"/>
+      <w:lvlText w:val="o"/>
+      <w:lvlJc w:val="left"/>
+      <w:pPr>
+        <w:ind w:left="2160" w:hanging="360"/>
+      </w:pPr>
+      <w:rPr>
+        <w:rFonts w:ascii="Courier New" w:hAnsi="Courier New" w:hint="default"/>
+      </w:rPr>
+    </w:lvl>
+    <w:lvl w:ilvl="2" w:tplc="04070005" w:tentative="1">
+      <w:start w:val="1"/>
+      <w:numFmt w:val="bullet"/>
+      <w:lvlText w:val=""/>
+      <w:lvlJc w:val="left"/>
+      <w:pPr>
+        <w:ind w:left="2880" w:hanging="360"/>
+      </w:pPr>
+      <w:rPr>
+        <w:rFonts w:ascii="Wingdings" w:hAnsi="Wingdings" w:hint="default"/>
+      </w:rPr>
+    </w:lvl>
+    <w:lvl w:ilvl="3" w:tplc="04070001" w:tentative="1">
+      <w:start w:val="1"/>
+      <w:numFmt w:val="bullet"/>
+      <w:lvlText w:val=""/>
+      <w:lvlJc w:val="left"/>
+      <w:pPr>
+        <w:ind w:left="3600" w:hanging="360"/>
+      </w:pPr>
+      <w:rPr>
+        <w:rFonts w:ascii="Symbol" w:hAnsi="Symbol" w:hint="default"/>
+      </w:rPr>
+    </w:lvl>
+    <w:lvl w:ilvl="4" w:tplc="04070003" w:tentative="1">
+      <w:start w:val="1"/>
+      <w:numFmt w:val="bullet"/>
+      <w:lvlText w:val="o"/>
+      <w:lvlJc w:val="left"/>
+      <w:pPr>
+        <w:ind w:left="4320" w:hanging="360"/>
+      </w:pPr>
+      <w:rPr>
+        <w:rFonts w:ascii="Courier New" w:hAnsi="Courier New" w:hint="default"/>
+      </w:rPr>
+    </w:lvl>
+    <w:lvl w:ilvl="5" w:tplc="04070005" w:tentative="1">
+      <w:start w:val="1"/>
+      <w:numFmt w:val="bullet"/>
+      <w:lvlText w:val=""/>
+      <w:lvlJc w:val="left"/>
+      <w:pPr>
+        <w:ind w:left="5040" w:hanging="360"/>
+      </w:pPr>
+      <w:rPr>
+        <w:rFonts w:ascii="Wingdings" w:hAnsi="Wingdings" w:hint="default"/>
+      </w:rPr>
+    </w:lvl>
+    <w:lvl w:ilvl="6" w:tplc="04070001" w:tentative="1">
+      <w:start w:val="1"/>
+      <w:numFmt w:val="bullet"/>
+      <w:lvlText w:val=""/>
+      <w:lvlJc w:val="left"/>
+      <w:pPr>
+        <w:ind w:left="5760" w:hanging="360"/>
+      </w:pPr>
+      <w:rPr>
+        <w:rFonts w:ascii="Symbol" w:hAnsi="Symbol" w:hint="default"/>
+      </w:rPr>
+    </w:lvl>
+    <w:lvl w:ilvl="7" w:tplc="04070003" w:tentative="1">
+      <w:start w:val="1"/>
+      <w:numFmt w:val="bullet"/>
+      <w:lvlText w:val="o"/>
+      <w:lvlJc w:val="left"/>
+      <w:pPr>
+        <w:ind w:left="6480" w:hanging="360"/>
+      </w:pPr>
+      <w:rPr>
+        <w:rFonts w:ascii="Courier New" w:hAnsi="Courier New" w:hint="default"/>
+      </w:rPr>
+    </w:lvl>
+    <w:lvl w:ilvl="8" w:tplc="04070005" w:tentative="1">
+      <w:start w:val="1"/>
+      <w:numFmt w:val="bullet"/>
+      <w:lvlText w:val=""/>
+      <w:lvlJc w:val="left"/>
+      <w:pPr>
+        <w:ind w:left="7200" w:hanging="360"/>
+      </w:pPr>
+      <w:rPr>
+        <w:rFonts w:ascii="Wingdings" w:hAnsi="Wingdings" w:hint="default"/>
+      </w:rPr>
+    </w:lvl>
+  </w:abstractNum>
+  <w:abstractNum w:abstractNumId="2" w15:restartNumberingAfterBreak="0">
     <w:nsid w:val="31415466"/>
     <w:multiLevelType w:val="hybridMultilevel"/>
     <w:tmpl w:val="76180982"/>
@@ -480,7 +920,7 @@
       </w:rPr>
     </w:lvl>
   </w:abstractNum>
-  <w:abstractNum w:abstractNumId="1" w15:restartNumberingAfterBreak="0">
+  <w:abstractNum w:abstractNumId="3" w15:restartNumberingAfterBreak="0">
     <w:nsid w:val="50F16CCA"/>
     <w:multiLevelType w:val="hybridMultilevel"/>
     <w:tmpl w:val="8D186CDA"/>
@@ -572,7 +1012,7 @@
       </w:pPr>
     </w:lvl>
   </w:abstractNum>
-  <w:abstractNum w:abstractNumId="2" w15:restartNumberingAfterBreak="0">
+  <w:abstractNum w:abstractNumId="4" w15:restartNumberingAfterBreak="0">
     <w:nsid w:val="679746C1"/>
     <w:multiLevelType w:val="hybridMultilevel"/>
     <w:tmpl w:val="49C44E2C"/>
@@ -686,13 +1126,19 @@
     </w:lvl>
   </w:abstractNum>
   <w:num w:numId="1" w16cid:durableId="280498115">
+    <w:abstractNumId w:val="2"/>
+  </w:num>
+  <w:num w:numId="2" w16cid:durableId="101730576">
+    <w:abstractNumId w:val="3"/>
+  </w:num>
+  <w:num w:numId="3" w16cid:durableId="188105948">
+    <w:abstractNumId w:val="4"/>
+  </w:num>
+  <w:num w:numId="4" w16cid:durableId="744571777">
     <w:abstractNumId w:val="0"/>
   </w:num>
-  <w:num w:numId="2" w16cid:durableId="101730576">
+  <w:num w:numId="5" w16cid:durableId="2089694011">
     <w:abstractNumId w:val="1"/>
-  </w:num>
-  <w:num w:numId="3" w16cid:durableId="188105948">
-    <w:abstractNumId w:val="2"/>
   </w:num>
 </w:numbering>
 </file>

--- a/README.docx
+++ b/README.docx
@@ -188,7 +188,13 @@
       </w:r>
       <w:proofErr w:type="spellEnd"/>
       <w:r>
-        <w:t xml:space="preserve"> generate-machines.js</w:t>
+        <w:t xml:space="preserve"> generate</w:t>
+      </w:r>
+      <w:r>
+        <w:t>_</w:t>
+      </w:r>
+      <w:r>
+        <w:t>machines.js</w:t>
       </w:r>
     </w:p>
     <w:p>
@@ -225,7 +231,13 @@
       </w:r>
       <w:proofErr w:type="spellEnd"/>
       <w:r>
-        <w:t xml:space="preserve"> generate-flights.js</w:t>
+        <w:t xml:space="preserve"> generate</w:t>
+      </w:r>
+      <w:r>
+        <w:t>_</w:t>
+      </w:r>
+      <w:r>
+        <w:t>flights.js</w:t>
       </w:r>
     </w:p>
     <w:p>
@@ -277,7 +289,13 @@
       </w:r>
       <w:proofErr w:type="spellEnd"/>
       <w:r>
-        <w:t xml:space="preserve"> generate-seats.js</w:t>
+        <w:t xml:space="preserve"> generate</w:t>
+      </w:r>
+      <w:r>
+        <w:t>_</w:t>
+      </w:r>
+      <w:r>
+        <w:t>seats.js</w:t>
       </w:r>
     </w:p>
     <w:p>
